--- a/example_articles/countries/Argentina/3.countries_Argentina_New_York_Times.docx
+++ b/example_articles/countries/Argentina/3.countries_Argentina_New_York_Times.docx
@@ -27,17 +27,17 @@
     </w:p>
     <w:p>
       <w:r>
-        <w:t>Source File: NYT/36.DOCX</w:t>
+        <w:t>Source file: NYT/36.DOCX</w:t>
       </w:r>
     </w:p>
     <w:p>
       <w:r>
-        <w:t>Raw locations result: ['Argentina', 'Avellaneda', 'Entre Rios', 'Jujuy', 'Neuquen', 'Zapala', 'Picun Leufu', 'Cutral-Co']</w:t>
+        <w:t>Raw locations result, 'locations': ['Argentina', 'Avellaneda', 'Entre Rios', 'Jujuy', 'Neuquen', 'Zapala', 'Picun Leufu', 'Cutral-Co']</w:t>
       </w:r>
     </w:p>
     <w:p>
       <w:r>
-        <w:t>countries_stand_flat (Standardized): Argentina</w:t>
+        <w:t>Standardized locations result, 'countries_stand_flat': Argentina</w:t>
       </w:r>
     </w:p>
     <w:p>

--- a/example_articles/countries/Argentina/3.countries_Argentina_New_York_Times.docx
+++ b/example_articles/countries/Argentina/3.countries_Argentina_New_York_Times.docx
@@ -7,7 +7,7 @@
         <w:pStyle w:val="Heading1"/>
       </w:pPr>
       <w:r>
-        <w:t>Material Girl</w:t>
+        <w:t>FILM; Robert Duvall: Lord of the Dance</w:t>
       </w:r>
     </w:p>
     <w:p>
@@ -17,22 +17,22 @@
     </w:p>
     <w:p>
       <w:r>
-        <w:t>Date: 2001-09-30</w:t>
+        <w:t>Date: 2003-03-30</w:t>
       </w:r>
     </w:p>
     <w:p>
       <w:r>
-        <w:t>Section: Section 7; Column 3; Book Review Desk; Pg. 14</w:t>
+        <w:t>Section: Section 2; Column 5; Arts and Leisure Desk; Pg. 15</w:t>
       </w:r>
     </w:p>
     <w:p>
       <w:r>
-        <w:t>Source file: NYT/36.DOCX</w:t>
+        <w:t>Source file: NYT/50.DOCX</w:t>
       </w:r>
     </w:p>
     <w:p>
       <w:r>
-        <w:t>Raw locations result, 'locations': ['Argentina', 'Avellaneda', 'Entre Rios', 'Jujuy', 'Neuquen', 'Zapala', 'Picun Leufu', 'Cutral-Co']</w:t>
+        <w:t>Raw locations result, 'locations': ['Argentina']</w:t>
       </w:r>
     </w:p>
     <w:p>
@@ -49,28 +49,80 @@
     </w:p>
     <w:p>
       <w:r>
-        <w:t>LIGHTNING FIELD</w:t>
+        <w:t>ROBERT DUVALL does not make it easy to find his 360-acre horse farm here in the rolling, snowy hills an hour west of Washington, but he does make it poetic. The directions advise looking for a long driveway with a barn in the distance and the sign, "One-Way Road to Heaven."</w:t>
         <w:br/>
-        <w:t>By Dana Spiotta.</w:t>
+        <w:t xml:space="preserve">     A housekeeper answers the door at his stately stone farmhouse, built in 1743, but Mr. Duvall, who wrote, directed and stars in the new thriller, "Assassination Tango," looms behind her. His familiar stern, chiseled features, which have not changed much since he made his film debut in 1962 as the mysterious Boo Radley in "To Kill a Mockingbird," lend an air of edgy gravitas to the meeting. </w:t>
         <w:br/>
-        <w:t>219 pp. New York:</w:t>
+        <w:t xml:space="preserve"> Three dogs, one of which is half Australian dingo and is, says Mr. Duvall, "the wildest thing you will find outside a zoo," roar out of a side room, barking ferociously at Mr. Duvall's cowboy-booted heels as he ushers the way, silently and without expression, to the kitchen. The atmosphere is vaguely ominous. It could be a scene from "The Great Santini," for instance, or "The Apostle," movies in which Mr. Duvall has portrayed tough and iconoclastic men. Men who, like the mad Lt. Col. Bill Kilgore he played in "Apocalypse Now," "love the smell of napalm in the morning."</w:t>
         <w:br/>
-        <w:t>Scribner. $23.</w:t>
+        <w:t>Then, as if on cue, Mr. Duvall turns to the dogs in the kitchen and smiles down at them. They stop barking and retreat into a corner. As the housekeeper serves a Caesar salad, Mr. Duvall, 72, begins to tell the story of his remarkably enduring career and late-in-life love affair, both of which have led him to "Assassination Tango."</w:t>
         <w:br/>
-        <w:t xml:space="preserve"> In her first novel, Dana Spiotta proves herself to be a fierce and nimble satirist, taking on the commodification of the soul in Los Angeles and the scripted quality of life in that city of silicone-breasted angels. This isn't exactly an unfamiliar -- or a difficult -- target, but Spiotta's aim is exacting. The admirably ambitious structure of the novel -- an attempt at creating a symphony of different characters with cinematic juxtapositions and jump-cuts between them -- is less successful, and the narrative voice is neither all-embracing enough to give us the kind of wide omniscience we see in the work of Don DeLillo (who blurbed this novel) nor intimate enough to achieve something more character-driven.</w:t>
+        <w:t>"This is a very good time in my life because, you know, it's the last part," says Mr. Duvall, who has a reputation as an eccentric, hard-driving director on the set but is genial and has an unmistakable virility in person. "But I have a lot left to go. I'm not tired of acting. I was such a late, late bloomer."</w:t>
         <w:br/>
-        <w:t>The central character here is Mina, a defiant walker in a city of cars. Mina likes to be "in-between places," preferring to be always on her way but never quite there. She'd rather be on her way home to her husband, David, a failing screenwriter, or on the way to meet one of her two lovers, Max or Scott, than actually be with any one of them. Max, who is David's best friend, obsessively videotapes Mina (these sections are cleverly delivered in screenplay form), "documenting their waning desire," and Scott is a boyish investment banker from Georgia Mina met in a bar where she stopped for a drink midstroll.</w:t>
+        <w:t>On the surface, "Assassination Tango," which opens Friday in New York and Los Angeles, sounds as if it could be an old man's folly. It's about the Argentine tango, Mr. Duvall's passion, for one, and it also stars Mr. Duvall's stunning 30-year-old girlfriend, Luciana Pedraza, who has never acted before. Mr. Duvall plays a Brooklyn hit man and avid tango dancer who is devoted to his lover and her young daughter, but who travels to Argentina on assignment and becomes involved with a dancer, played by Ms. Pedraza.</w:t>
         <w:br/>
-        <w:t xml:space="preserve">Mina would also rather be en route to work for her boss, Lorene, who in Spiotta's hands is a wickedly funny version of the kind of person Los Angeles is famous for. Lorene is the owner of a group of high-concept restaurants, including a "smoking speakeasy" called Vanity and Vexation, where the ashtrays are meant to be "coveted and stolen," and a club where the waitresses are required to have "retro bodies," that is, 15 pounds curvier than the standard local beauty. Lorene used to be a "life-stylist" for rich men with bad taste, creating whole libraries that included "an extensive inventory of contemporary fiction, plus some obligatory modernist giants." She is undergoing "Spiritual Exfoliation and Detoxification" ever since her hairdresser told her she had "deep cosmetic pathologies." It is in these kinds of scenes that Spiotta is at her skewering best. The sections from the point of view of Lorene's housekeeper, Lisa, and a brief glimpse into the mind of Lisa's hard-drinking husband, Mark, are less successful, verging on working-class cliche. </w:t>
+        <w:t>But Mr. Duvall, who has acted in more than 90 films in his 40-year career and worked with most of Hollywood's most respected actors and directors, is not to be underestimated. He has the kind of career actors half his age would covet; he has made 11 films just since his last big success in 1997, in "The Apostle," which he wrote, directed and starred in as a fallen Southern preacher who finds redemption.</w:t>
         <w:br/>
-        <w:t xml:space="preserve">Then there's Mina's scattered family. Her father, a has-been director, lives in a yurt in the mountains with his "feather-draped and yoga-poised" girlfriend. Her mentally ill brother, Michael, is on the road, having left his most recent psychiatric hospital to head to New York, where Mina's mother now lives. Mina has complicated relationships with her father and brother, but it's Los Angeles that plays the starring role in this book. Mina's only real tie with her father is their shared passion for movies; indeed, through Mina's eyes Los Angeles itself often appears to be a film set, with its "movie-fake dusk light that could be thrown by a switch in a soundstage. A fading soft pink light that made her long for soundtrack swells." </w:t>
+        <w:t>His love of the tango, a deceptively simple-looking dance born in the mid-19th century among the working class in Buenos Aires, stems both from the dance itself and its dark subculture.</w:t>
         <w:br/>
-        <w:t>Mina lurks around the periphery of her own life, seeking to "find the tiny details that illuminated the vast differences between the rest of Los Angeleans and herself," but in the end she's as tempted to mask pain with style and fashion as Lorene is; she buys sexy, "heart-trampling shoes" rather than face up to the end of one of her affairs. There's a part of Mina that feels "perpetually animated by the gaze of others," and she often describes her life as if it were a movie, as if "someone wrote all this down beforehand for them to recite."</w:t>
+        <w:t>"A great dancer in Argentina once told me in order to be a great tango dancer you should be a pimp, a thief, a bookie," says Mr. Duvall. "Now if you ask tango dancers, they would totally deny it. But it has that sense of the seedy, the underworld. It also has a sweetness."</w:t>
         <w:br/>
-        <w:t xml:space="preserve">In recounting a fight with her husband, Mina says, "In David's script of things she would have to start talking about why she lived for the in-between places." Spiotta is on the verge of getting at the fundamental nature of a kind of necessary voyeurism -- our need to be watched to feel significant -- but for us to grasp this fully, Mina's script would need to illuminate more fully those in-between places. </w:t>
+        <w:t>Francis Ford Coppola, with whom Mr. Duvall collaborated on "The Rain People," "The Godfather," "The Godfather, Part II," "The Conversation" and "Apocalypse Now," is one of the producers of "Assassination Tango." Mr. Coppola, a longtime fan of the tango, suggested to Mr. Duvall years ago that he should someday do a film about the dance.</w:t>
+        <w:br/>
+        <w:t>"I felt he did a great job of weaving the culture of the tango together with the story of a professional assassin," said Mr. Coppola by e-mail. "The idea that a man who grasped that in his line of work the most scrupulous observance of details of method is essential for survival, allows himself to be 'seduced' by the dance."</w:t>
+        <w:br/>
+        <w:t>The same could be said of Mr. Duvall. More than 15 years ago, after seeing a production of "Tango Argentina" on Broadway, Mr. Duvall and his third wife, from whom he was divorced in 1996, traveled to Argentina for the first time.</w:t>
+        <w:br/>
+        <w:t>"It just became a nice hobby," says Mr. Duvall of the tango. "It keeps you off the dope. I realized I had to learn it from the ground up."</w:t>
+        <w:br/>
+        <w:t>Mr. Duvall did so by studying the dance in the United States and returning frequently to Argentina, where he immersed himself in the tango clubs.</w:t>
+        <w:br/>
+        <w:t>In 1996, he was in Buenos Aires filming "The Man Who Captured Eichmann" when he encountered Ms. Pedraza, a then a 24-year-old events planner, on the street. She walked up to him, invited him to one of her company's parties, and Mr. Duvall accepted.</w:t>
+        <w:br/>
+        <w:t>The beginning of their seven-year, real-life relationship eerily mirrors some of the love story in "Assassination Tango," a film Mr. Duvall originally wrote 12 years ago after a romantic disappointment. He revised some of it before beginning filming.</w:t>
+        <w:br/>
+        <w:t>In the film, Mr. Duvall's character, John J., meets Manuela, played by Ms. Pedraza, in a tango club in Buenos Aires. "If I were younger, would I have a chance with you?" he asks. "You have a chance now," she replies. "Welcome to Argentina."</w:t>
+        <w:br/>
+        <w:t>When Ms. Pedraza walks in during the interview, Mr. Duvall, clearly smitten, introduces her. Tall, svelte and dark-haired, dressed in suede designer jeans, a cashmere sweater and boots, she looks every inch the trophy girlfriend.</w:t>
+        <w:br/>
+        <w:t>But Ms. Pedraza, like Mr. Duvall, with whom she shares a birthday, turns out to be a revelation, both on and off-screen. She has gotten some good early notices for her performance as Manuela, a role that was both improvised and scripted and has a startling rawness and reality.</w:t>
+        <w:br/>
+        <w:t>In a conversation later in a side sitting room, one of the many areas of the farmhouse Ms. Pedraza meticulously redecorated when she moved here with Mr. Duvall in 1997, she explains that she immersed herself, De Niro-style, for nearly a year preparing for her role as an expert tango dancer. She says the decision to cast her was mutual; Mr. Duvall recalls, however, that Ms. Pedraza thought he was considering someone else for the role and quickly said she could do the part.</w:t>
+        <w:br/>
+        <w:t>Once she was hired, Ms. Pedraza faced an uphill battle. She did not speak English, had not danced the tango much, had never acted and was well aware of the resentment she could engender.</w:t>
+        <w:br/>
+        <w:t>"There was a lot of pressure because I was his girlfriend," she recalls. "If he fails as a director having made the choice with me, we were going to be more punished in a way."</w:t>
+        <w:br/>
+        <w:t>Ms. Pedraza learned to speak English with a trace of a Spanish accent and to master the tango during her year of preparation. She also took Pilates and tai chi and went to physical therapy to lose 10 pounds and enhance her balance, so as to better dance the tango.</w:t>
+        <w:br/>
+        <w:t>Ms. Pedraza also chose the name Manuela and spent hours combing fashion magazines for just the right clothing and hairstyle. In fact, she often clashed with the film's costume designer and hair and makeup people because she had such a specific vision.</w:t>
+        <w:br/>
+        <w:t>Ms. Pedraza and Mr. Duvall agree that they both have fiery tempers if things do not go their way. "When I get involved in a project, I really get involved," says Ms. Pedraza, saying that she sometimes found it difficult to compromise.</w:t>
+        <w:br/>
+        <w:t>"I was crazy during the movie," she says. "I mean I was absolutely really bad. And I apologized. Now I realized it was a lot of pressure."</w:t>
+        <w:br/>
+        <w:t>Before one pivotal moment in the movie, when Mr. Duvall and Ms. Pedraza meet in a coffee shop and get to know one another, she was so nervous, she says, that she forgot her English and had to walk off and compose herself before she could finish the scene.</w:t>
+        <w:br/>
+        <w:t>Now that the film is completed, Ms. Pedraza has moved on to a new career. Though she has not ruled out acting, she says she recently turned down an offer from an Argentinian director because she fears not being allowed to have the same kind of control over her character that she had in "Assassination Tango."</w:t>
+        <w:br/>
+        <w:t>Recently she learned how to shoot and edit video and is in the process of making two documentaries. One is about the playwright Horton Foote, who is a longtime friend of Mr. Duvall's and who wrote the movie "Tender Mercies," for which Mr. Duvall won an Oscar for best actor in 1984. She is also making a film about the country singer Billy Joe Shaver, who had a small part in "The Apostle." Mr. Duvall introduced Ms. Pedraza to both Mr. Foote and Mr. Shaver. "I definitely opened the door for her," he says.</w:t>
+        <w:br/>
+        <w:t>Mr. Duvall also has moved on. His next film, a western with Kevin Costner called "Open Range," is due for release this summer. He says the work he is most proud of by far is his role as the former Texas Ranger Augustus McCrae in the 1990 TV miniseries "Lonesome Dove." "I think I nailed a very specific individual guy who represents something important in our history of the western movement," says Mr. Duvall. "After that, I felt I could retire, that'd I'd done something."</w:t>
+        <w:br/>
+        <w:t>If Mr. Duvall does ever decide to retire, he and Ms. Pedraza have a place to go, a house in Argentina where they visit five times a year.</w:t>
+        <w:br/>
+        <w:t>"There's a place called La Biela, it's my favorite corner in the world," says Mr. Duvall. "It's a coffee shop near the Recoleta where Evita's buried. You can go there and sit in the evening, at 3 in the morning there are hundreds of people in the streets. And you can get up at 8 and go back and have your espresso. Going to Argentina, going to Buenos Aires, I like it more there than anyplace else."</w:t>
         <w:br/>
         <w:br/>
         <w:t>http://www.nytimes.com</w:t>
+        <w:br/>
+        <w:br/>
+        <w:t>Graphic</w:t>
+        <w:br/>
+        <w:br/>
+        <w:t xml:space="preserve"> </w:t>
+        <w:br/>
+        <w:t>Photos: Robert Duvall and Luciana Pedraza, his girlfriend in real life and his co-star in the new film "Assassination Tango," dance in the barn on their Virginia farm. Mr. Duvall also wrote and directed the film. (Carol T. Powers for The New York Times)(pg. 15); Robert Duvall, left, conferring with Fernando Altschul, first assistant director, on the set of "Assassination Tango." (Juan-Angel Urruzola/United Artists Pictures)(pg. 27)</w:t>
       </w:r>
     </w:p>
     <w:sectPr>

--- a/example_articles/countries/Argentina/3.countries_Argentina_New_York_Times.docx
+++ b/example_articles/countries/Argentina/3.countries_Argentina_New_York_Times.docx
@@ -7,7 +7,7 @@
         <w:pStyle w:val="Heading1"/>
       </w:pPr>
       <w:r>
-        <w:t>FILM; Robert Duvall: Lord of the Dance</w:t>
+        <w:t>An Era of Creativity Upending Tradition</w:t>
       </w:r>
     </w:p>
     <w:p>
@@ -17,17 +17,17 @@
     </w:p>
     <w:p>
       <w:r>
-        <w:t>Date: 2003-03-30</w:t>
+        <w:t>Date: 2015-09-04</w:t>
       </w:r>
     </w:p>
     <w:p>
       <w:r>
-        <w:t>Section: Section 2; Column 5; Arts and Leisure Desk; Pg. 15</w:t>
+        <w:t>Section: Section C; Column 0; Movies, Performing Arts/Weekend Desk; Pg. 19</w:t>
       </w:r>
     </w:p>
     <w:p>
       <w:r>
-        <w:t>Source file: NYT/50.DOCX</w:t>
+        <w:t>Source file: NYT/23.DOCX</w:t>
       </w:r>
     </w:p>
     <w:p>
@@ -49,72 +49,42 @@
     </w:p>
     <w:p>
       <w:r>
-        <w:t>ROBERT DUVALL does not make it easy to find his 360-acre horse farm here in the rolling, snowy hills an hour west of Washington, but he does make it poetic. The directions advise looking for a long driveway with a barn in the distance and the sign, "One-Way Road to Heaven."</w:t>
+        <w:t>A visit to ''Transmissions: Art in Eastern Europe and Latin America, 1960-1980,'' a big, spirited group show that opens on Saturday at the Museum of Modern Art, is like walking into a party of extremely personable strangers conversing on subjects you can't quite make out. For every name you recognize, there are 10 you don't. Multiple languages -- Czech, Romanian, Slovak, Spanish, Portuguese, as well as English -- fill the air. As for topics discussed, art, poetry, film and theater seem to be getting about equal time.</w:t>
         <w:br/>
-        <w:t xml:space="preserve">     A housekeeper answers the door at his stately stone farmhouse, built in 1743, but Mr. Duvall, who wrote, directed and stars in the new thriller, "Assassination Tango," looms behind her. His familiar stern, chiseled features, which have not changed much since he made his film debut in 1962 as the mysterious Boo Radley in "To Kill a Mockingbird," lend an air of edgy gravitas to the meeting. </w:t>
+        <w:t xml:space="preserve">One thing everyone's talking about, at different intensities, is politics, namely the anti-institutional politics that took the form of mass civil disobedience throughout Europe and the Americas in the 1960s and led to new forms of art. And on that subject almost everyone speaks and shares an aesthetic language, the language. It's the language of Conceptualism, which, with an accent on ideas over things, process over results, ephemeral over permanent, arrived at this critical time, spreading across a pre-Internet globe through a kind of cultural telepathy.  </w:t>
         <w:br/>
-        <w:t xml:space="preserve"> Three dogs, one of which is half Australian dingo and is, says Mr. Duvall, "the wildest thing you will find outside a zoo," roar out of a side room, barking ferociously at Mr. Duvall's cowboy-booted heels as he ushers the way, silently and without expression, to the kitchen. The atmosphere is vaguely ominous. It could be a scene from "The Great Santini," for instance, or "The Apostle," movies in which Mr. Duvall has portrayed tough and iconoclastic men. Men who, like the mad Lt. Col. Bill Kilgore he played in "Apocalypse Now," "love the smell of napalm in the morning."</w:t>
+        <w:t xml:space="preserve">  It's important that MoMA has elected to kick off its season with this show. Others would have been more inviting. (Picasso is on the way.) But in the past several years, the museum has begun -- just -- to expand its antique Paris-New York view of Modernism. ''Transmissions'' confirms the move in that realistic direction. Significantly, about half the works are recent acquisitions.</w:t>
         <w:br/>
-        <w:t>Then, as if on cue, Mr. Duvall turns to the dogs in the kitchen and smiles down at them. They stop barking and retreat into a corner. As the housekeeper serves a Caesar salad, Mr. Duvall, 72, begins to tell the story of his remarkably enduring career and late-in-life love affair, both of which have led him to "Assassination Tango."</w:t>
+        <w:t xml:space="preserve">  Playing catch-up brings problems, one being the impulse to do too much too fast. An earlier show and model for this one, ''Tokyo 1955-1970: A New Avant-Garde,'' in 2012, presented so much new material that some viewers felt swamped. I didn't; I loved every mind-stretching minute. I also saw the need to present comparable material regularly, in focused shows. Such shows already exist, just waiting to be realized. </w:t>
         <w:br/>
-        <w:t>"This is a very good time in my life because, you know, it's the last part," says Mr. Duvall, who has a reputation as an eccentric, hard-driving director on the set but is genial and has an unmistakable virility in person. "But I have a lot left to go. I'm not tired of acting. I was such a late, late bloomer."</w:t>
+        <w:t xml:space="preserve">  Much of the ''Tokyo'' exhibition came from previously untapped areas of MoMA's collection. ''Transmissions'' is, with six exceptions, all-MoMA, and, like the earlier show, a product of an in-house initiative called Contemporary and Modern Art Perspectives, or C-MAP. Introduced in 2009, the initiative encourages MoMA staff to study holdings long overlooked, largely by networking with scholars and institutions in Asia, Eastern Europe, Latin America and elsewhere. This means that curators may be exploring ground new to them, just steps ahead of their audience, which gives the C-MAP shows a refreshing, in-progress air, a buzz of surprise.</w:t>
         <w:br/>
-        <w:t>On the surface, "Assassination Tango," which opens Friday in New York and Los Angeles, sounds as if it could be an old man's folly. It's about the Argentine tango, Mr. Duvall's passion, for one, and it also stars Mr. Duvall's stunning 30-year-old girlfriend, Luciana Pedraza, who has never acted before. Mr. Duvall plays a Brooklyn hit man and avid tango dancer who is devoted to his lover and her young daughter, but who travels to Argentina on assignment and becomes involved with a dancer, played by Ms. Pedraza.</w:t>
+        <w:t xml:space="preserve">  And, yes, ''Transmissions'' does hit you with a ton of stuff, about 300 pieces, from large installations to note-scrawled bits of paper, with a concentration on photographs and film. Stylistically, the look is loose. How could it not be, with cultures located half a globe apart brought together? But the basic narrative is fairly tight. From the 1960s onward, parts of Latin America and Eastern Europe were in comparable states of political turmoil, under repressive governments, with avant-garde art under fire. And that art had risen in the larger international context of disillusionment with prewar Modernism, and, specifically, abstract painting -- once progressive, but now safe and state-approved.</w:t>
         <w:br/>
-        <w:t>But Mr. Duvall, who has acted in more than 90 films in his 40-year career and worked with most of Hollywood's most respected actors and directors, is not to be underestimated. He has the kind of career actors half his age would covet; he has made 11 films just since his last big success in 1997, in "The Apostle," which he wrote, directed and starred in as a fallen Southern preacher who finds redemption.</w:t>
+        <w:t xml:space="preserve">  Something had to give, and in the show's first gallery, we find artists pushing abstraction around, messing it up. Lygia Clark, in Brazil, turns sculpture, once sacrosanct on pedestals, into a species of hand-held device. The Argentine-born Lucio Fontana slashes his canvases; the Brazilian Willys de Castro makes his pencil-thin. Jésus Rafael Soto, a Venezuelan transplant to Europe, adds vibrating wires to paintings. An émigré in the opposite direction, Gertrud Goldschmidt, known as Gego, gives wire sculptures the grace of drawings. Julio Le Parc, an Argentine in France, sidesteps conventional media entirely to create little theaters of flashing, shifting light.</w:t>
         <w:br/>
-        <w:t>His love of the tango, a deceptively simple-looking dance born in the mid-19th century among the working class in Buenos Aires, stems both from the dance itself and its dark subculture.</w:t>
+        <w:t xml:space="preserve">  As the 1960s went on, and political and economic crises deepened worldwide, art behaved in increasingly unruly ways, with traditional priorities upended. Objects became optional; actions, central. Individual artists melded into collectives. In Caracas, a collective of artists, poets and critics called El Techo de la Ballena (The Roof of the Whale) took to the streets with aggressively anarchic, bourgeoisie-baiting performances -- one was called ''A Tribute to Necrophilia'' -- which they documented with snapshots. </w:t>
         <w:br/>
-        <w:t>"A great dancer in Argentina once told me in order to be a great tango dancer you should be a pimp, a thief, a bookie," says Mr. Duvall. "Now if you ask tango dancers, they would totally deny it. But it has that sense of the seedy, the underworld. It also has a sweetness."</w:t>
+        <w:t xml:space="preserve">  Dozens of these pictures, time-scorched, are enshrined in the show's second gallery, surrounded by relics of Eastern European collectives like the Gorgona Group in Zagreb, Croatia, and Aktual Art in Prague, which both had impressive individual members. I'd like to know more about Aktual Art's Sonia Svecova, based on a few zany collages and an artist's book here. Her colleague Milan Knizak is more generously represented: He created dozens of actions in the form of written notes placed in numbered envelopes, and MoMA has his entire file. Although there isn't much here by the interesting Gorgona member Josip Vanista, maybe that's just as well: He spent most of his career drawing single, horizon-like lines on paper. </w:t>
         <w:br/>
-        <w:t>Francis Ford Coppola, with whom Mr. Duvall collaborated on "The Rain People," "The Godfather," "The Godfather, Part II," "The Conversation" and "Apocalypse Now," is one of the producers of "Assassination Tango." Mr. Coppola, a longtime fan of the tango, suggested to Mr. Duvall years ago that he should someday do a film about the dance.</w:t>
+        <w:t xml:space="preserve">  ''What was left out of a drawing was more important than what was put into it,'' he said in an interview. ''It led to simplicity, to reduction, to emptiness. And then to silence.''</w:t>
         <w:br/>
-        <w:t>"I felt he did a great job of weaving the culture of the tango together with the story of a professional assassin," said Mr. Coppola by e-mail. "The idea that a man who grasped that in his line of work the most scrupulous observance of details of method is essential for survival, allows himself to be 'seduced' by the dance."</w:t>
+        <w:t xml:space="preserve">  Silence can be a commanding political tool: It can leave an opponent having to guess what you're thinking. And, of course, speech is even more effective. David Lamelas of Argentina used it with particular force in his ''Office of Information About the Vietnam War at Three Levels: The Visual Image, Text and Audio,'' created for the 1968 Venice Biennale. An installation of a kind of corporate workplace sealed in a glass box, the piece generated live broadcasts, in three languages, on the war. No aesthetic removal here; this was art in the bad-news now. (The version of the piece in the show is a recent replica, using audiotapes from the original.)</w:t>
         <w:br/>
-        <w:t>The same could be said of Mr. Duvall. More than 15 years ago, after seeing a production of "Tango Argentina" on Broadway, Mr. Duvall and his third wife, from whom he was divorced in 1996, traveled to Argentina for the first time.</w:t>
+        <w:t xml:space="preserve">  By the time he made this piece, Mr. Lamelas had been jailed four times by the military police in Buenos Aires. In 1968, he moved to London. Other artists stayed home and marked rebel territory where they were. In the same year, in Vienna, the feminist artist Valie Export stopped traffic when she appeared in public wearing crotchless pants. (Born Waltraud Lehner, she took her professional name from a brand of cigarettes.) </w:t>
         <w:br/>
-        <w:t>"It just became a nice hobby," says Mr. Duvall of the tango. "It keeps you off the dope. I realized I had to learn it from the ground up."</w:t>
+        <w:t xml:space="preserve">  Marisol Escobar's 1962 sculpture ''Love,'' with an upside-down Coke bottle jammed into a woman's mouth, is still a shocker. And in Argentina, Oscar Bony caused a scandal when he hired a working-class family to pose in a gallery, then paid them twice the pittance the father made on his regular job. In a stroke, economic realities were revealed. The government, embarrassed, clamped down. Mr. Bony retreated from art making for seven years. </w:t>
         <w:br/>
-        <w:t>Mr. Duvall did so by studying the dance in the United States and returning frequently to Argentina, where he immersed himself in the tango clubs.</w:t>
+        <w:t xml:space="preserve">  And some artists routinely worked in retreat. In Bucharest, Romania, during the punishing regime of Nicolae Ceausescu, Geta Bratescu and Ion Grigorescu each made films in which they were the only performers, strictly within the privacy of their studios. In Mr. Grigorescu's 1978 tour de force, ''Dialogue With President Ceausescu,'' the artist plays the roles of interviewer and interviewee and gets to say exactly what he wants to a man he despises, fears and will never meet. </w:t>
         <w:br/>
-        <w:t>In 1996, he was in Buenos Aires filming "The Man Who Captured Eichmann" when he encountered Ms. Pedraza, a then a 24-year-old events planner, on the street. She walked up to him, invited him to one of her company's parties, and Mr. Duvall accepted.</w:t>
+        <w:t xml:space="preserve">  Mr. Grigorescu's film comes at the end of the show, which has been organized by a suite of MoMA curators, including Stuart Comer, Roxana Marcoci and Christian Rattemeyer, with two curatorial assistants, Giampaolo Bianconi and Martha Joseph. And by the time you've reached his piece, you've probably made a bunch of new friends; you've certainly been in contact with some extraordinary artists: Artur Barrio, Beatriz González, Tomislav Gotovac, Sanja Ivekovic, Jiri Kovanda, Edward Krasinski, Marta Minujin, Ewa Partum and Henryk Stazewski, not to mention a slew of brilliant graphic designers. Yet you may still feel on unfamiliar ground, because they are all part of an art world very different from the one we know now. </w:t>
         <w:br/>
-        <w:t>The beginning of their seven-year, real-life relationship eerily mirrors some of the love story in "Assassination Tango," a film Mr. Duvall originally wrote 12 years ago after a romantic disappointment. He revised some of it before beginning filming.</w:t>
+        <w:t xml:space="preserve">  It was one in which some artists -- those in this exhibition, anyway -- took it as part of their job not to cooperate with powers of rule; to question all authority, including the authority of pleasure, the market and self; to approach art as a place set aside for asking questions and proposing answers that won't be asked or proposed elsewhere. This kind of thinking is unpopular now, which doesn't mean it's not true. That's why we need MoMA to give us true history. We need role models, whole house parties of them, to remind us of what's been so we'll know how to go. That's what history's for.</w:t>
         <w:br/>
-        <w:t>In the film, Mr. Duvall's character, John J., meets Manuela, played by Ms. Pedraza, in a tango club in Buenos Aires. "If I were younger, would I have a chance with you?" he asks. "You have a chance now," she replies. "Welcome to Argentina."</w:t>
-        <w:br/>
-        <w:t>When Ms. Pedraza walks in during the interview, Mr. Duvall, clearly smitten, introduces her. Tall, svelte and dark-haired, dressed in suede designer jeans, a cashmere sweater and boots, she looks every inch the trophy girlfriend.</w:t>
-        <w:br/>
-        <w:t>But Ms. Pedraza, like Mr. Duvall, with whom she shares a birthday, turns out to be a revelation, both on and off-screen. She has gotten some good early notices for her performance as Manuela, a role that was both improvised and scripted and has a startling rawness and reality.</w:t>
-        <w:br/>
-        <w:t>In a conversation later in a side sitting room, one of the many areas of the farmhouse Ms. Pedraza meticulously redecorated when she moved here with Mr. Duvall in 1997, she explains that she immersed herself, De Niro-style, for nearly a year preparing for her role as an expert tango dancer. She says the decision to cast her was mutual; Mr. Duvall recalls, however, that Ms. Pedraza thought he was considering someone else for the role and quickly said she could do the part.</w:t>
-        <w:br/>
-        <w:t>Once she was hired, Ms. Pedraza faced an uphill battle. She did not speak English, had not danced the tango much, had never acted and was well aware of the resentment she could engender.</w:t>
-        <w:br/>
-        <w:t>"There was a lot of pressure because I was his girlfriend," she recalls. "If he fails as a director having made the choice with me, we were going to be more punished in a way."</w:t>
-        <w:br/>
-        <w:t>Ms. Pedraza learned to speak English with a trace of a Spanish accent and to master the tango during her year of preparation. She also took Pilates and tai chi and went to physical therapy to lose 10 pounds and enhance her balance, so as to better dance the tango.</w:t>
-        <w:br/>
-        <w:t>Ms. Pedraza also chose the name Manuela and spent hours combing fashion magazines for just the right clothing and hairstyle. In fact, she often clashed with the film's costume designer and hair and makeup people because she had such a specific vision.</w:t>
-        <w:br/>
-        <w:t>Ms. Pedraza and Mr. Duvall agree that they both have fiery tempers if things do not go their way. "When I get involved in a project, I really get involved," says Ms. Pedraza, saying that she sometimes found it difficult to compromise.</w:t>
-        <w:br/>
-        <w:t>"I was crazy during the movie," she says. "I mean I was absolutely really bad. And I apologized. Now I realized it was a lot of pressure."</w:t>
-        <w:br/>
-        <w:t>Before one pivotal moment in the movie, when Mr. Duvall and Ms. Pedraza meet in a coffee shop and get to know one another, she was so nervous, she says, that she forgot her English and had to walk off and compose herself before she could finish the scene.</w:t>
-        <w:br/>
-        <w:t>Now that the film is completed, Ms. Pedraza has moved on to a new career. Though she has not ruled out acting, she says she recently turned down an offer from an Argentinian director because she fears not being allowed to have the same kind of control over her character that she had in "Assassination Tango."</w:t>
-        <w:br/>
-        <w:t>Recently she learned how to shoot and edit video and is in the process of making two documentaries. One is about the playwright Horton Foote, who is a longtime friend of Mr. Duvall's and who wrote the movie "Tender Mercies," for which Mr. Duvall won an Oscar for best actor in 1984. She is also making a film about the country singer Billy Joe Shaver, who had a small part in "The Apostle." Mr. Duvall introduced Ms. Pedraza to both Mr. Foote and Mr. Shaver. "I definitely opened the door for her," he says.</w:t>
-        <w:br/>
-        <w:t>Mr. Duvall also has moved on. His next film, a western with Kevin Costner called "Open Range," is due for release this summer. He says the work he is most proud of by far is his role as the former Texas Ranger Augustus McCrae in the 1990 TV miniseries "Lonesome Dove." "I think I nailed a very specific individual guy who represents something important in our history of the western movement," says Mr. Duvall. "After that, I felt I could retire, that'd I'd done something."</w:t>
-        <w:br/>
-        <w:t>If Mr. Duvall does ever decide to retire, he and Ms. Pedraza have a place to go, a house in Argentina where they visit five times a year.</w:t>
-        <w:br/>
-        <w:t>"There's a place called La Biela, it's my favorite corner in the world," says Mr. Duvall. "It's a coffee shop near the Recoleta where Evita's buried. You can go there and sit in the evening, at 3 in the morning there are hundreds of people in the streets. And you can get up at 8 and go back and have your espresso. Going to Argentina, going to Buenos Aires, I like it more there than anyplace else."</w:t>
+        <w:t xml:space="preserve">  ''Transmissions: Art in Eastern Europe and Latin America, 1960-1980'' runs through Jan. 3 at the Museum of Modern Art; 212-708-9400, moma.org.           </w:t>
         <w:br/>
         <w:br/>
-        <w:t>http://www.nytimes.com</w:t>
+        <w:t>http://www.nytimes.com/2015/09/04/arts/design/review-transmissions-at-moma-explores-an-era-when-art-upended-tradition.html</w:t>
         <w:br/>
         <w:br/>
         <w:t>Graphic</w:t>
@@ -122,7 +92,17 @@
         <w:br/>
         <w:t xml:space="preserve"> </w:t>
         <w:br/>
-        <w:t>Photos: Robert Duvall and Luciana Pedraza, his girlfriend in real life and his co-star in the new film "Assassination Tango," dance in the barn on their Virginia farm. Mr. Duvall also wrote and directed the film. (Carol T. Powers for The New York Times)(pg. 15); Robert Duvall, left, conferring with Fernando Altschul, first assistant director, on the set of "Assassination Tango." (Juan-Angel Urruzola/United Artists Pictures)(pg. 27)</w:t>
+        <w:t>PHOTOS: Transmissions: Art in Eastern Europe and Latin America, 1960-1980: ''Love'' (1962) by Marisol (Marisol Escobar) at the Museum of Modern Art. (PHOTOGRAPH BY MARISOL) (C19)</w:t>
+        <w:br/>
+        <w:t>Above, ''Office of Information About the Vietnam War at Three Levels: The Visual Image, Text and Audio'' (1968), by David Lamelas</w:t>
+        <w:br/>
+        <w:t>at left, ''La Familia Obrera (The Working Class Family)'' (1968), by Oscar Bony. (PHOTOGRAPHS BY EMON HASSAN FOR THE NEW YORK TIMES</w:t>
+        <w:br/>
+        <w:t>OSCAR BONY/THE MUSEUM OF MODERN ART)</w:t>
+        <w:br/>
+        <w:t>''Spatial Concept: Expectations,'' by the Argentine-born artist Lucio Fontana. (PHOTOGRAPH BY EMON HASSAN FOR THE NEW YORK TIMES)</w:t>
+        <w:br/>
+        <w:t xml:space="preserve"> ''Showing Elle'' (1962), by Tomislav Gotovac, is one of about 300 pieces, from large installations to note-scrawled bits of paper, in the exhibition. (PHOTOGRAPH BY TOMISLAV GOTOVAC) (C22)</w:t>
       </w:r>
     </w:p>
     <w:sectPr>
